--- a/skills/tailor/scripts/sample_placeholders.docx
+++ b/skills/tailor/scripts/sample_placeholders.docx
@@ -190,11 +190,6 @@
           <w:b/>
         </w:rPr>
         <w:tab/>
-      </w:r>
-      <w:r>
-        <w:rPr>
-          <w:b/>
-        </w:rPr>
         <w:t>{{JOB1_LOC}}</w:t>
       </w:r>
       <w:r>
@@ -202,11 +197,6 @@
           <w:b/>
         </w:rPr>
         <w:tab/>
-      </w:r>
-      <w:r>
-        <w:rPr>
-          <w:b/>
-        </w:rPr>
         <w:t>{{JOB1_DATE}}</w:t>
       </w:r>
     </w:p>
@@ -269,11 +259,6 @@
           <w:b/>
         </w:rPr>
         <w:tab/>
-      </w:r>
-      <w:r>
-        <w:rPr>
-          <w:b/>
-        </w:rPr>
         <w:t>{{JOB2_LOC}}</w:t>
       </w:r>
       <w:r>
@@ -281,11 +266,6 @@
           <w:b/>
         </w:rPr>
         <w:tab/>
-      </w:r>
-      <w:r>
-        <w:rPr>
-          <w:b/>
-        </w:rPr>
         <w:t>{{JOB2_DATE}}</w:t>
       </w:r>
     </w:p>
@@ -348,11 +328,6 @@
           <w:b/>
         </w:rPr>
         <w:tab/>
-      </w:r>
-      <w:r>
-        <w:rPr>
-          <w:b/>
-        </w:rPr>
         <w:t>{{JOB3_LOC}}</w:t>
       </w:r>
       <w:r>
@@ -360,11 +335,6 @@
           <w:b/>
         </w:rPr>
         <w:tab/>
-      </w:r>
-      <w:r>
-        <w:rPr>
-          <w:b/>
-        </w:rPr>
         <w:t>{{JOB3_DATE}}</w:t>
       </w:r>
     </w:p>
@@ -427,11 +397,6 @@
           <w:b/>
         </w:rPr>
         <w:tab/>
-      </w:r>
-      <w:r>
-        <w:rPr>
-          <w:b/>
-        </w:rPr>
         <w:t>{{JOB4_LOC}}</w:t>
       </w:r>
       <w:r>
@@ -439,11 +404,6 @@
           <w:b/>
         </w:rPr>
         <w:tab/>
-      </w:r>
-      <w:r>
-        <w:rPr>
-          <w:b/>
-        </w:rPr>
         <w:t>{{JOB4_DATE}}</w:t>
       </w:r>
     </w:p>
@@ -506,11 +466,6 @@
           <w:b/>
         </w:rPr>
         <w:tab/>
-      </w:r>
-      <w:r>
-        <w:rPr>
-          <w:b/>
-        </w:rPr>
         <w:t>{{JOB5_LOC}}</w:t>
       </w:r>
       <w:r>
@@ -518,12 +473,106 @@
           <w:b/>
         </w:rPr>
         <w:tab/>
+        <w:t>{{JOB5_DATE}}</w:t>
+      </w:r>
+    </w:p>
+    <w:p>
+      <w:pPr>
+        <w:pStyle w:val="ListBullet"/>
+        <w:spacing w:after="0"/>
+        <w:ind w:left="259" w:hanging="259"/>
+      </w:pPr>
+      <w:r>
+        <w:t>{{JOB5_BULLET1}}</w:t>
+      </w:r>
+    </w:p>
+    <w:p>
+      <w:pPr>
+        <w:pStyle w:val="ListBullet"/>
+        <w:spacing w:after="0"/>
+        <w:ind w:left="259" w:hanging="259"/>
+      </w:pPr>
+      <w:r>
+        <w:t>{{JOB5_BULLET2}}</w:t>
+      </w:r>
+    </w:p>
+    <w:p>
+      <w:pPr>
+        <w:pStyle w:val="ListBullet"/>
+        <w:spacing w:after="0"/>
+        <w:ind w:left="259" w:hanging="259"/>
+      </w:pPr>
+      <w:r>
+        <w:t>{{JOB5_BULLET3}}</w:t>
+      </w:r>
+    </w:p>
+    <w:p>
+      <w:pPr>
+        <w:pStyle w:val="ListBullet"/>
+        <w:spacing w:after="0"/>
+        <w:ind w:left="259" w:hanging="259"/>
+      </w:pPr>
+      <w:r>
+        <w:t>{{JOB5_BULLET4}}</w:t>
+      </w:r>
+    </w:p>
+    <w:tbl>
+      <w:tblPr>
+        <w:tblW w:w="0" w:type="auto"/>
+        <w:tblLook w:val="04A0" w:firstRow="1" w:lastRow="0" w:firstColumn="1" w:lastColumn="0" w:noHBand="0" w:noVBand="1"/>
+      </w:tblPr>
+      <w:tblGrid>
+        <w:gridCol w:w="10656"/>
+      </w:tblGrid>
+      <w:tr>
+        <w:tc>
+          <w:tcPr>
+            <w:tcW w:w="10656" w:type="dxa"/>
+            <w:tcBorders>
+              <w:bottom w:val="single" w:sz="6" w:space="0" w:color="666666"/>
+            </w:tcBorders>
+          </w:tcPr>
+          <w:p>
+            <w:pPr>
+              <w:jc w:val="center"/>
+              <w:rPr>
+                <w:b/>
+              </w:rPr>
+            </w:pPr>
+          </w:p>
+          <w:p>
+            <w:pPr>
+              <w:jc w:val="center"/>
+            </w:pPr>
+            <w:r>
+              <w:rPr>
+                <w:b/>
+              </w:rPr>
+              <w:t>{{SEC6_TITLE}}</w:t>
+            </w:r>
+          </w:p>
+        </w:tc>
+      </w:tr>
+    </w:tbl>
+    <w:p>
+      <w:pPr>
+        <w:tabs>
+          <w:tab w:val="left" w:pos="6300"/>
+          <w:tab w:val="left" w:pos="9360"/>
+        </w:tabs>
+        <w:spacing w:before="60" w:after="0"/>
+      </w:pPr>
+      <w:r>
+        <w:rPr>
+          <w:b/>
+        </w:rPr>
+        <w:t xml:space="preserve">{{PROJ1_TITLE}} </w:t>
       </w:r>
       <w:r>
         <w:rPr>
           <w:b/>
         </w:rPr>
-        <w:t>{{JOB5_DATE}}</w:t>
+        <w:tab/>
       </w:r>
     </w:p>
     <w:p>
@@ -533,7 +582,7 @@
         <w:ind w:left="259" w:hanging="259"/>
       </w:pPr>
       <w:r>
-        <w:t>{{JOB5_BULLET1}}</w:t>
+        <w:t>{{PROJ1_BULLET1}}</w:t>
       </w:r>
     </w:p>
     <w:p>
@@ -543,7 +592,7 @@
         <w:ind w:left="259" w:hanging="259"/>
       </w:pPr>
       <w:r>
-        <w:t>{{JOB5_BULLET2}}</w:t>
+        <w:t>{{PROJ1_BULLET2}}</w:t>
       </w:r>
     </w:p>
     <w:p>
@@ -553,7 +602,7 @@
         <w:ind w:left="259" w:hanging="259"/>
       </w:pPr>
       <w:r>
-        <w:t>{{JOB5_BULLET3}}</w:t>
+        <w:t>{{PROJ1_BULLET3}}</w:t>
       </w:r>
     </w:p>
     <w:p>
@@ -563,7 +612,130 @@
         <w:ind w:left="259" w:hanging="259"/>
       </w:pPr>
       <w:r>
-        <w:t>{{JOB5_BULLET4}}</w:t>
+        <w:t>{{PROJ1_BULLET4}}</w:t>
+      </w:r>
+    </w:p>
+    <w:p>
+      <w:pPr>
+        <w:tabs>
+          <w:tab w:val="left" w:pos="6300"/>
+          <w:tab w:val="left" w:pos="9360"/>
+        </w:tabs>
+        <w:spacing w:before="60" w:after="0"/>
+      </w:pPr>
+      <w:r>
+        <w:rPr>
+          <w:b/>
+        </w:rPr>
+        <w:t xml:space="preserve">{{PROJ2_TITLE}} </w:t>
+      </w:r>
+      <w:r>
+        <w:rPr>
+          <w:b/>
+        </w:rPr>
+        <w:tab/>
+      </w:r>
+    </w:p>
+    <w:p>
+      <w:pPr>
+        <w:pStyle w:val="ListBullet"/>
+        <w:spacing w:after="0"/>
+        <w:ind w:left="259" w:hanging="259"/>
+      </w:pPr>
+      <w:r>
+        <w:lastRenderedPageBreak/>
+        <w:t>{{PROJ2_BULLET1}}</w:t>
+      </w:r>
+    </w:p>
+    <w:p>
+      <w:pPr>
+        <w:pStyle w:val="ListBullet"/>
+        <w:spacing w:after="0"/>
+        <w:ind w:left="259" w:hanging="259"/>
+      </w:pPr>
+      <w:r>
+        <w:t>{{PROJ2_BULLET2}}</w:t>
+      </w:r>
+    </w:p>
+    <w:p>
+      <w:pPr>
+        <w:pStyle w:val="ListBullet"/>
+        <w:spacing w:after="0"/>
+        <w:ind w:left="259" w:hanging="259"/>
+      </w:pPr>
+      <w:r>
+        <w:t>{{PROJ2_BULLET3}}</w:t>
+      </w:r>
+    </w:p>
+    <w:p>
+      <w:pPr>
+        <w:pStyle w:val="ListBullet"/>
+        <w:spacing w:after="0"/>
+        <w:ind w:left="259" w:hanging="259"/>
+      </w:pPr>
+      <w:r>
+        <w:t>{{PROJ2_BULLET4}}</w:t>
+      </w:r>
+    </w:p>
+    <w:p>
+      <w:pPr>
+        <w:tabs>
+          <w:tab w:val="left" w:pos="6300"/>
+          <w:tab w:val="left" w:pos="9360"/>
+        </w:tabs>
+        <w:spacing w:before="60" w:after="0"/>
+      </w:pPr>
+      <w:r>
+        <w:rPr>
+          <w:b/>
+        </w:rPr>
+        <w:t xml:space="preserve">{{PROJ3_TITLE}} </w:t>
+      </w:r>
+      <w:r>
+        <w:rPr>
+          <w:b/>
+        </w:rPr>
+        <w:tab/>
+      </w:r>
+    </w:p>
+    <w:p>
+      <w:pPr>
+        <w:pStyle w:val="ListBullet"/>
+        <w:spacing w:after="0"/>
+        <w:ind w:left="259" w:hanging="259"/>
+      </w:pPr>
+      <w:r>
+        <w:t>{{PROJ3_BULLET1}}</w:t>
+      </w:r>
+    </w:p>
+    <w:p>
+      <w:pPr>
+        <w:pStyle w:val="ListBullet"/>
+        <w:spacing w:after="0"/>
+        <w:ind w:left="259" w:hanging="259"/>
+      </w:pPr>
+      <w:r>
+        <w:t>{{PROJ3_BULLET2}}</w:t>
+      </w:r>
+    </w:p>
+    <w:p>
+      <w:pPr>
+        <w:pStyle w:val="ListBullet"/>
+        <w:spacing w:after="0"/>
+        <w:ind w:left="259" w:hanging="259"/>
+      </w:pPr>
+      <w:r>
+        <w:t>{{PROJ3_BULLET3}}</w:t>
+      </w:r>
+    </w:p>
+    <w:p>
+      <w:pPr>
+        <w:pStyle w:val="ListBullet"/>
+        <w:spacing w:after="0"/>
+        <w:ind w:left="259" w:hanging="259"/>
+      </w:pPr>
+      <w:r>
+        <w:t>{{PROJ3_BULLET4}}</w:t>
       </w:r>
     </w:p>
     <w:p>
@@ -601,7 +773,6 @@
               <w:rPr>
                 <w:b/>
               </w:rPr>
-              <w:lastRenderedPageBreak/>
               <w:t>{{SEC4_TITLE}}</w:t>
             </w:r>
           </w:p>
@@ -862,7 +1033,7 @@
   <w:abstractNum w:abstractNumId="8" w15:restartNumberingAfterBreak="0">
     <w:nsid w:val="FFFFFF89"/>
     <w:multiLevelType w:val="singleLevel"/>
-    <w:tmpl w:val="C6DA4CB8"/>
+    <w:tmpl w:val="381CFE5C"/>
     <w:lvl w:ilvl="0">
       <w:start w:val="1"/>
       <w:numFmt w:val="bullet"/>
@@ -1299,7 +1470,7 @@
   <w:style w:type="paragraph" w:default="1" w:styleId="Normal">
     <w:name w:val="Normal"/>
     <w:qFormat/>
-    <w:rsid w:val="00FC693F"/>
+    <w:rsid w:val="005E569E"/>
     <w:rPr>
       <w:rFonts w:ascii="Calibri" w:eastAsia="Calibri" w:hAnsi="Calibri"/>
       <w:sz w:val="20"/>
